--- a/downloads/teacher/05 Materials/Unit 05/Slides/Slides 05.01 - Clothing for Roles Activities Weather and Safety.docx
+++ b/downloads/teacher/05 Materials/Unit 05/Slides/Slides 05.01 - Clothing for Roles Activities Weather and Safety.docx
@@ -19,15 +19,6 @@
       <w:r>
         <w:t xml:space="preserve">Slide outline for Lesson 5.1, one day, twelve slides. The real objects on the front table do most of the work today; the slides are the frame and the backup.</w:t>
       </w:r>
-      <w:r>
-        <w:t xml:space="preserve"> </w:t>
-      </w:r>
-      <w:r>
-        <w:rPr>
-          <w:rStyle w:val="TeacherNote"/>
-        </w:rPr>
-        <w:t xml:space="preserve">[Sal: photograph your own PPE box once and the slides are permanent.]</w:t>
-      </w:r>
     </w:p>
     <w:p>
       <w:pPr>
@@ -60,7 +51,7 @@
         <w:pStyle w:val="Compact"/>
       </w:pPr>
       <w:r>
-        <w:t xml:space="preserve">Four weeks: what we wear and why, hand sewing, smart shopping, and one upcycle project</w:t>
+        <w:t xml:space="preserve">Six weeks: what we wear and why, hand sewing, smart shopping, and one upcycle project</w:t>
       </w:r>
     </w:p>
     <w:p>
@@ -638,16 +629,7 @@
         <w:pStyle w:val="Compact"/>
       </w:pPr>
       <w:r>
-        <w:t xml:space="preserve">This school:</w:t>
-      </w:r>
-      <w:r>
-        <w:t xml:space="preserve"> </w:t>
-      </w:r>
-      <w:r>
-        <w:rPr>
-          <w:rStyle w:val="TeacherNote"/>
-        </w:rPr>
-        <w:t xml:space="preserve">[Sal: paste the exact wording from the handbook]</w:t>
+        <w:t xml:space="preserve">This school: the dress code in the handbook’s own words</w:t>
       </w:r>
     </w:p>
     <w:p>
